--- a/Others.docx
+++ b/Others.docx
@@ -17,7 +17,20 @@
     </w:p>
     <w:p>
       <w:r>
-        <w:t xml:space="preserve">To preview website via the VScode extension Live Servier, “/” or “../” would need to be added to the beginning of each file path </w:t>
+        <w:t xml:space="preserve">Hosting Link: </w:t>
+      </w:r>
+      <w:hyperlink r:id="rId6" w:history="1">
+        <w:r>
+          <w:rPr>
+            <w:rStyle w:val="Hyperlink"/>
+          </w:rPr>
+          <w:t>https://howarddavis-ux.github.io/2501971_IA1_S1AY27/</w:t>
+        </w:r>
+      </w:hyperlink>
+    </w:p>
+    <w:p>
+      <w:r>
+        <w:t>Stylesheet and asset don’t work when hosting</w:t>
       </w:r>
     </w:p>
     <w:p>
@@ -142,56 +155,17 @@
                 <w:b/>
                 <w:bCs/>
               </w:rPr>
-              <w:t>--primary-bg</w:t>
-            </w:r>
-          </w:p>
-        </w:tc>
-        <w:tc>
-          <w:tcPr>
-            <w:tcW w:w="0" w:type="auto"/>
-            <w:hideMark/>
-          </w:tcPr>
-          <w:p>
-            <w:pPr>
-              <w:spacing w:after="160" w:line="259" w:lineRule="auto"/>
-            </w:pPr>
-            <w:r>
-              <w:t>#FFFFFF</w:t>
-            </w:r>
-          </w:p>
-        </w:tc>
-        <w:tc>
-          <w:tcPr>
-            <w:tcW w:w="0" w:type="auto"/>
-            <w:hideMark/>
-          </w:tcPr>
-          <w:p>
-            <w:pPr>
-              <w:spacing w:after="160" w:line="259" w:lineRule="auto"/>
-            </w:pPr>
-            <w:r>
-              <w:t>rgb(255, 255, 255)</w:t>
-            </w:r>
-          </w:p>
-        </w:tc>
-      </w:tr>
-      <w:tr>
-        <w:tc>
-          <w:tcPr>
-            <w:tcW w:w="0" w:type="auto"/>
-            <w:hideMark/>
-          </w:tcPr>
-          <w:p>
-            <w:pPr>
-              <w:spacing w:after="160" w:line="259" w:lineRule="auto"/>
-            </w:pPr>
+              <w:t>--primary-</w:t>
+            </w:r>
+            <w:proofErr w:type="spellStart"/>
             <w:r>
               <w:rPr>
                 <w:b/>
                 <w:bCs/>
               </w:rPr>
-              <w:t>--font-color</w:t>
-            </w:r>
+              <w:t>bg</w:t>
+            </w:r>
+            <w:proofErr w:type="spellEnd"/>
           </w:p>
         </w:tc>
         <w:tc>
@@ -204,7 +178,7 @@
               <w:spacing w:after="160" w:line="259" w:lineRule="auto"/>
             </w:pPr>
             <w:r>
-              <w:t>#000000</w:t>
+              <w:t>#FFFFFF</w:t>
             </w:r>
           </w:p>
         </w:tc>
@@ -217,8 +191,13 @@
             <w:pPr>
               <w:spacing w:after="160" w:line="259" w:lineRule="auto"/>
             </w:pPr>
-            <w:r>
-              <w:t>rgb(0, 0, 0)</w:t>
+            <w:proofErr w:type="spellStart"/>
+            <w:r>
+              <w:t>rgb</w:t>
+            </w:r>
+            <w:proofErr w:type="spellEnd"/>
+            <w:r>
+              <w:t>(255, 255, 255)</w:t>
             </w:r>
           </w:p>
         </w:tc>
@@ -238,8 +217,79 @@
                 <w:b/>
                 <w:bCs/>
               </w:rPr>
-              <w:t>--blur-color</w:t>
-            </w:r>
+              <w:t>--font-</w:t>
+            </w:r>
+            <w:proofErr w:type="spellStart"/>
+            <w:r>
+              <w:rPr>
+                <w:b/>
+                <w:bCs/>
+              </w:rPr>
+              <w:t>color</w:t>
+            </w:r>
+            <w:proofErr w:type="spellEnd"/>
+          </w:p>
+        </w:tc>
+        <w:tc>
+          <w:tcPr>
+            <w:tcW w:w="0" w:type="auto"/>
+            <w:hideMark/>
+          </w:tcPr>
+          <w:p>
+            <w:pPr>
+              <w:spacing w:after="160" w:line="259" w:lineRule="auto"/>
+            </w:pPr>
+            <w:r>
+              <w:t>#000000</w:t>
+            </w:r>
+          </w:p>
+        </w:tc>
+        <w:tc>
+          <w:tcPr>
+            <w:tcW w:w="0" w:type="auto"/>
+            <w:hideMark/>
+          </w:tcPr>
+          <w:p>
+            <w:pPr>
+              <w:spacing w:after="160" w:line="259" w:lineRule="auto"/>
+            </w:pPr>
+            <w:proofErr w:type="spellStart"/>
+            <w:r>
+              <w:t>rgb</w:t>
+            </w:r>
+            <w:proofErr w:type="spellEnd"/>
+            <w:r>
+              <w:t>(0, 0, 0)</w:t>
+            </w:r>
+          </w:p>
+        </w:tc>
+      </w:tr>
+      <w:tr>
+        <w:tc>
+          <w:tcPr>
+            <w:tcW w:w="0" w:type="auto"/>
+            <w:hideMark/>
+          </w:tcPr>
+          <w:p>
+            <w:pPr>
+              <w:spacing w:after="160" w:line="259" w:lineRule="auto"/>
+            </w:pPr>
+            <w:r>
+              <w:rPr>
+                <w:b/>
+                <w:bCs/>
+              </w:rPr>
+              <w:t>--blur-</w:t>
+            </w:r>
+            <w:proofErr w:type="spellStart"/>
+            <w:r>
+              <w:rPr>
+                <w:b/>
+                <w:bCs/>
+              </w:rPr>
+              <w:t>color</w:t>
+            </w:r>
+            <w:proofErr w:type="spellEnd"/>
           </w:p>
         </w:tc>
         <w:tc>
@@ -272,8 +322,13 @@
             <w:pPr>
               <w:spacing w:after="160" w:line="259" w:lineRule="auto"/>
             </w:pPr>
-            <w:r>
-              <w:t>rgba(211, 211, 211, 0.384)</w:t>
+            <w:proofErr w:type="spellStart"/>
+            <w:r>
+              <w:t>rgba</w:t>
+            </w:r>
+            <w:proofErr w:type="spellEnd"/>
+            <w:r>
+              <w:t>(211, 211, 211, 0.384)</w:t>
             </w:r>
           </w:p>
         </w:tc>
@@ -293,8 +348,17 @@
                 <w:b/>
                 <w:bCs/>
               </w:rPr>
-              <w:t>--container-color</w:t>
-            </w:r>
+              <w:t>--container-</w:t>
+            </w:r>
+            <w:proofErr w:type="spellStart"/>
+            <w:r>
+              <w:rPr>
+                <w:b/>
+                <w:bCs/>
+              </w:rPr>
+              <w:t>color</w:t>
+            </w:r>
+            <w:proofErr w:type="spellEnd"/>
           </w:p>
         </w:tc>
         <w:tc>
@@ -327,8 +391,13 @@
             <w:pPr>
               <w:spacing w:after="160" w:line="259" w:lineRule="auto"/>
             </w:pPr>
-            <w:r>
-              <w:t>rgba(217, 217, 217, 0.192)</w:t>
+            <w:proofErr w:type="spellStart"/>
+            <w:r>
+              <w:t>rgba</w:t>
+            </w:r>
+            <w:proofErr w:type="spellEnd"/>
+            <w:r>
+              <w:t>(217, 217, 217, 0.192)</w:t>
             </w:r>
           </w:p>
         </w:tc>
@@ -878,6 +947,7 @@
           <w14:ligatures w14:val="none"/>
         </w:rPr>
       </w:pPr>
+      <w:proofErr w:type="spellStart"/>
       <w:r>
         <w:rPr>
           <w:rFonts w:eastAsia="Times New Roman" w:cs="Times New Roman"/>
@@ -887,7 +957,43 @@
           <w:lang w:eastAsia="en-GB"/>
           <w14:ligatures w14:val="none"/>
         </w:rPr>
-        <w:t xml:space="preserve">Ornitz, R., &amp; Ornitz, R. (2026, July 20). </w:t>
+        <w:t>Ornitz</w:t>
+      </w:r>
+      <w:proofErr w:type="spellEnd"/>
+      <w:r>
+        <w:rPr>
+          <w:rFonts w:eastAsia="Times New Roman" w:cs="Times New Roman"/>
+          <w:color w:val="000000"/>
+          <w:sz w:val="24"/>
+          <w:szCs w:val="24"/>
+          <w:lang w:eastAsia="en-GB"/>
+          <w14:ligatures w14:val="none"/>
+        </w:rPr>
+        <w:t xml:space="preserve">, R., &amp; </w:t>
+      </w:r>
+      <w:proofErr w:type="spellStart"/>
+      <w:r>
+        <w:rPr>
+          <w:rFonts w:eastAsia="Times New Roman" w:cs="Times New Roman"/>
+          <w:color w:val="000000"/>
+          <w:sz w:val="24"/>
+          <w:szCs w:val="24"/>
+          <w:lang w:eastAsia="en-GB"/>
+          <w14:ligatures w14:val="none"/>
+        </w:rPr>
+        <w:t>Ornitz</w:t>
+      </w:r>
+      <w:proofErr w:type="spellEnd"/>
+      <w:r>
+        <w:rPr>
+          <w:rFonts w:eastAsia="Times New Roman" w:cs="Times New Roman"/>
+          <w:color w:val="000000"/>
+          <w:sz w:val="24"/>
+          <w:szCs w:val="24"/>
+          <w:lang w:eastAsia="en-GB"/>
+          <w14:ligatures w14:val="none"/>
+        </w:rPr>
+        <w:t xml:space="preserve">, R. (2026, July 20). </w:t>
       </w:r>
       <w:r>
         <w:rPr>
@@ -911,7 +1017,31 @@
           <w:lang w:eastAsia="en-GB"/>
           <w14:ligatures w14:val="none"/>
         </w:rPr>
-        <w:t>. MIT AeroAstro. https://aeroastro.mit.edu/news-impact/can-ai-build-a-jet-engine-jarvis-challenge-tests-role-of-ai-copilots-in-tough-tech-engineering/</w:t>
+        <w:t xml:space="preserve">. MIT </w:t>
+      </w:r>
+      <w:proofErr w:type="spellStart"/>
+      <w:r>
+        <w:rPr>
+          <w:rFonts w:eastAsia="Times New Roman" w:cs="Times New Roman"/>
+          <w:color w:val="000000"/>
+          <w:sz w:val="24"/>
+          <w:szCs w:val="24"/>
+          <w:lang w:eastAsia="en-GB"/>
+          <w14:ligatures w14:val="none"/>
+        </w:rPr>
+        <w:t>AeroAstro</w:t>
+      </w:r>
+      <w:proofErr w:type="spellEnd"/>
+      <w:r>
+        <w:rPr>
+          <w:rFonts w:eastAsia="Times New Roman" w:cs="Times New Roman"/>
+          <w:color w:val="000000"/>
+          <w:sz w:val="24"/>
+          <w:szCs w:val="24"/>
+          <w:lang w:eastAsia="en-GB"/>
+          <w14:ligatures w14:val="none"/>
+        </w:rPr>
+        <w:t>. https://aeroastro.mit.edu/news-impact/can-ai-build-a-jet-engine-jarvis-challenge-tests-role-of-ai-copilots-in-tough-tech-engineering/</w:t>
       </w:r>
     </w:p>
     <w:p>
@@ -1911,6 +2041,7 @@
   <w:style w:type="character" w:default="1" w:styleId="DefaultParagraphFont">
     <w:name w:val="Default Paragraph Font"/>
     <w:uiPriority w:val="1"/>
+    <w:semiHidden/>
     <w:unhideWhenUsed/>
   </w:style>
   <w:style w:type="table" w:default="1" w:styleId="TableNormal">
